--- a/laba1/Отчет по лабораторной работе №1.docx
+++ b/laba1/Отчет по лабораторной работе №1.docx
@@ -1,6 +1,6 @@
 
 <file path=word/document.xml><?xml version="1.0" encoding="utf-8"?>
-<w:document xmlns:wpc="http://schemas.microsoft.com/office/word/2010/wordprocessingCanvas" xmlns:cx="http://schemas.microsoft.com/office/drawing/2014/chartex" xmlns:mc="http://schemas.openxmlformats.org/markup-compatibility/2006" xmlns:o="urn:schemas-microsoft-com:office:office" xmlns:r="http://schemas.openxmlformats.org/officeDocument/2006/relationships" xmlns:m="http://schemas.openxmlformats.org/officeDocument/2006/math" xmlns:v="urn:schemas-microsoft-com:vml" xmlns:wp14="http://schemas.microsoft.com/office/word/2010/wordprocessingDrawing" xmlns:wp="http://schemas.openxmlformats.org/drawingml/2006/wordprocessingDrawing" xmlns:w10="urn:schemas-microsoft-com:office:word" xmlns:w="http://schemas.openxmlformats.org/wordprocessingml/2006/main" xmlns:w14="http://schemas.microsoft.com/office/word/2010/wordml" xmlns:w15="http://schemas.microsoft.com/office/word/2012/wordml" xmlns:w16se="http://schemas.microsoft.com/office/word/2015/wordml/symex" xmlns:wpg="http://schemas.microsoft.com/office/word/2010/wordprocessingGroup" xmlns:wpi="http://schemas.microsoft.com/office/word/2010/wordprocessingInk" xmlns:wne="http://schemas.microsoft.com/office/word/2006/wordml" xmlns:wps="http://schemas.microsoft.com/office/word/2010/wordprocessingShape" mc:Ignorable="w14 w15 w16se wp14">
+<w:document xmlns:wpc="http://schemas.microsoft.com/office/word/2010/wordprocessingCanvas" xmlns:cx="http://schemas.microsoft.com/office/drawing/2014/chartex" xmlns:cx1="http://schemas.microsoft.com/office/drawing/2015/9/8/chartex" xmlns:cx2="http://schemas.microsoft.com/office/drawing/2015/10/21/chartex" xmlns:cx3="http://schemas.microsoft.com/office/drawing/2016/5/9/chartex" xmlns:cx4="http://schemas.microsoft.com/office/drawing/2016/5/10/chartex" xmlns:cx5="http://schemas.microsoft.com/office/drawing/2016/5/11/chartex" xmlns:cx6="http://schemas.microsoft.com/office/drawing/2016/5/12/chartex" xmlns:cx7="http://schemas.microsoft.com/office/drawing/2016/5/13/chartex" xmlns:cx8="http://schemas.microsoft.com/office/drawing/2016/5/14/chartex" xmlns:mc="http://schemas.openxmlformats.org/markup-compatibility/2006" xmlns:aink="http://schemas.microsoft.com/office/drawing/2016/ink" xmlns:am3d="http://schemas.microsoft.com/office/drawing/2017/model3d" xmlns:o="urn:schemas-microsoft-com:office:office" xmlns:oel="http://schemas.microsoft.com/office/2019/extlst" xmlns:r="http://schemas.openxmlformats.org/officeDocument/2006/relationships" xmlns:m="http://schemas.openxmlformats.org/officeDocument/2006/math" xmlns:v="urn:schemas-microsoft-com:vml" xmlns:wp14="http://schemas.microsoft.com/office/word/2010/wordprocessingDrawing" xmlns:wp="http://schemas.openxmlformats.org/drawingml/2006/wordprocessingDrawing" xmlns:w10="urn:schemas-microsoft-com:office:word" xmlns:w="http://schemas.openxmlformats.org/wordprocessingml/2006/main" xmlns:w14="http://schemas.microsoft.com/office/word/2010/wordml" xmlns:w15="http://schemas.microsoft.com/office/word/2012/wordml" xmlns:w16cex="http://schemas.microsoft.com/office/word/2018/wordml/cex" xmlns:w16cid="http://schemas.microsoft.com/office/word/2016/wordml/cid" xmlns:w16="http://schemas.microsoft.com/office/word/2018/wordml" xmlns:w16sdtdh="http://schemas.microsoft.com/office/word/2020/wordml/sdtdatahash" xmlns:w16se="http://schemas.microsoft.com/office/word/2015/wordml/symex" xmlns:wpg="http://schemas.microsoft.com/office/word/2010/wordprocessingGroup" xmlns:wpi="http://schemas.microsoft.com/office/word/2010/wordprocessingInk" xmlns:wne="http://schemas.microsoft.com/office/word/2006/wordml" xmlns:wps="http://schemas.microsoft.com/office/word/2010/wordprocessingShape" mc:Ignorable="w14 w15 w16se w16cid w16 w16cex w16sdtdh wp14">
   <w:body>
     <w:p>
       <w:pPr>
@@ -577,7 +577,7 @@
           <w:szCs w:val="28"/>
         </w:rPr>
         <w:drawing>
-          <wp:inline distT="0" distB="0" distL="0" distR="0">
+          <wp:inline distT="0" distB="0" distL="0" distR="0" wp14:anchorId="28507421" wp14:editId="3183CF16">
             <wp:extent cx="4762123" cy="3493267"/>
             <wp:effectExtent l="0" t="0" r="0" b="0"/>
             <wp:docPr id="42" name="Рисунок 42"/>
@@ -1769,143 +1769,261 @@
     </w:p>
     <w:p>
       <w:pPr>
-        <w:spacing w:after="160" w:line="259" w:lineRule="auto"/>
-        <w:ind w:left="0" w:right="0" w:firstLine="0"/>
-        <w:rPr>
-          <w:rFonts w:ascii="Consolas" w:hAnsi="Consolas"/>
-          <w:sz w:val="18"/>
-          <w:szCs w:val="28"/>
-        </w:rPr>
-      </w:pPr>
-      <w:r>
-        <w:rPr>
-          <w:rFonts w:ascii="Consolas" w:hAnsi="Consolas"/>
-          <w:sz w:val="18"/>
-          <w:szCs w:val="28"/>
-        </w:rPr>
-        <w:t>Введите размер массива: 6</w:t>
-      </w:r>
-    </w:p>
-    <w:p>
-      <w:pPr>
-        <w:spacing w:after="160" w:line="259" w:lineRule="auto"/>
-        <w:ind w:left="0" w:right="0" w:firstLine="0"/>
-        <w:rPr>
-          <w:rFonts w:ascii="Consolas" w:hAnsi="Consolas"/>
-          <w:sz w:val="18"/>
-          <w:szCs w:val="28"/>
-        </w:rPr>
-      </w:pPr>
-      <w:r>
-        <w:rPr>
-          <w:rFonts w:ascii="Consolas" w:hAnsi="Consolas"/>
-          <w:sz w:val="18"/>
-          <w:szCs w:val="28"/>
-        </w:rPr>
-        <w:t>Введите минимальное значение: 1</w:t>
-      </w:r>
-    </w:p>
-    <w:p>
-      <w:pPr>
-        <w:spacing w:after="160" w:line="259" w:lineRule="auto"/>
-        <w:ind w:left="0" w:right="0" w:firstLine="0"/>
-        <w:rPr>
-          <w:rFonts w:ascii="Consolas" w:hAnsi="Consolas"/>
-          <w:sz w:val="18"/>
-          <w:szCs w:val="28"/>
-        </w:rPr>
-      </w:pPr>
-      <w:r>
-        <w:rPr>
-          <w:rFonts w:ascii="Consolas" w:hAnsi="Consolas"/>
-          <w:sz w:val="18"/>
-          <w:szCs w:val="28"/>
-        </w:rPr>
-        <w:t>Введите максимальное значение: 20</w:t>
-      </w:r>
-    </w:p>
-    <w:p>
-      <w:pPr>
-        <w:spacing w:after="160" w:line="259" w:lineRule="auto"/>
-        <w:ind w:left="0" w:right="0" w:firstLine="0"/>
-        <w:rPr>
-          <w:rFonts w:ascii="Consolas" w:hAnsi="Consolas"/>
-          <w:sz w:val="18"/>
-          <w:szCs w:val="28"/>
-        </w:rPr>
-      </w:pPr>
-      <w:r>
-        <w:rPr>
-          <w:rFonts w:ascii="Consolas" w:hAnsi="Consolas"/>
-          <w:sz w:val="18"/>
-          <w:szCs w:val="28"/>
-        </w:rPr>
-        <w:t>Массив: 1 12 6 16 1 3</w:t>
-      </w:r>
-    </w:p>
-    <w:p>
-      <w:pPr>
-        <w:spacing w:after="160" w:line="259" w:lineRule="auto"/>
-        <w:ind w:left="0" w:right="0" w:firstLine="0"/>
-        <w:rPr>
-          <w:rFonts w:ascii="Consolas" w:hAnsi="Consolas"/>
-          <w:sz w:val="18"/>
-          <w:szCs w:val="28"/>
-        </w:rPr>
-      </w:pPr>
-      <w:r>
-        <w:rPr>
-          <w:rFonts w:ascii="Consolas" w:hAnsi="Consolas"/>
-          <w:sz w:val="18"/>
-          <w:szCs w:val="28"/>
-        </w:rPr>
-        <w:lastRenderedPageBreak/>
-        <w:t>Минимальное значение: 1</w:t>
-      </w:r>
-    </w:p>
-    <w:p>
-      <w:pPr>
-        <w:spacing w:after="160" w:line="259" w:lineRule="auto"/>
-        <w:ind w:left="0" w:right="0" w:firstLine="0"/>
-        <w:rPr>
-          <w:rFonts w:ascii="Consolas" w:hAnsi="Consolas"/>
-          <w:sz w:val="18"/>
-          <w:szCs w:val="28"/>
-        </w:rPr>
-      </w:pPr>
-      <w:r>
-        <w:rPr>
-          <w:rFonts w:ascii="Consolas" w:hAnsi="Consolas"/>
-          <w:sz w:val="18"/>
-          <w:szCs w:val="28"/>
-        </w:rPr>
-        <w:t>Максимальное значение: 16</w:t>
-      </w:r>
-    </w:p>
-    <w:p>
-      <w:pPr>
-        <w:spacing w:after="160" w:line="259" w:lineRule="auto"/>
-        <w:ind w:left="0" w:right="0" w:firstLine="0"/>
-        <w:rPr>
-          <w:rFonts w:ascii="Consolas" w:hAnsi="Consolas"/>
-          <w:sz w:val="18"/>
-          <w:szCs w:val="28"/>
-        </w:rPr>
-      </w:pPr>
-      <w:r>
-        <w:rPr>
-          <w:rFonts w:ascii="Consolas" w:hAnsi="Consolas"/>
-          <w:sz w:val="18"/>
-          <w:szCs w:val="28"/>
-        </w:rPr>
-        <w:t>Разница между максимальным и минимальным значениями: 15</w:t>
-      </w:r>
-    </w:p>
-    <w:p>
-      <w:pPr>
+        <w:keepNext/>
         <w:spacing w:after="160" w:line="240" w:lineRule="auto"/>
         <w:ind w:left="-5" w:right="505" w:firstLine="0"/>
         <w:jc w:val="center"/>
+      </w:pPr>
+      <w:r>
+        <w:rPr>
+          <w:noProof/>
+          <w:sz w:val="28"/>
+          <w:szCs w:val="28"/>
+        </w:rPr>
+        <w:lastRenderedPageBreak/>
+        <w:drawing>
+          <wp:inline distT="0" distB="0" distL="0" distR="0" wp14:anchorId="686DD1D4" wp14:editId="747A22A3">
+            <wp:extent cx="4714875" cy="1146084"/>
+            <wp:effectExtent l="0" t="0" r="0" b="0"/>
+            <wp:docPr id="1" name="Рисунок 1"/>
+            <wp:cNvGraphicFramePr>
+              <a:graphicFrameLocks xmlns:a="http://schemas.openxmlformats.org/drawingml/2006/main" noChangeAspect="1"/>
+            </wp:cNvGraphicFramePr>
+            <a:graphic xmlns:a="http://schemas.openxmlformats.org/drawingml/2006/main">
+              <a:graphicData uri="http://schemas.openxmlformats.org/drawingml/2006/picture">
+                <pic:pic xmlns:pic="http://schemas.openxmlformats.org/drawingml/2006/picture">
+                  <pic:nvPicPr>
+                    <pic:cNvPr id="1" name="Рисунок 1"/>
+                    <pic:cNvPicPr/>
+                  </pic:nvPicPr>
+                  <pic:blipFill>
+                    <a:blip r:embed="rId9">
+                      <a:extLst>
+                        <a:ext uri="{28A0092B-C50C-407E-A947-70E740481C1C}">
+                          <a14:useLocalDpi xmlns:a14="http://schemas.microsoft.com/office/drawing/2010/main" val="0"/>
+                        </a:ext>
+                      </a:extLst>
+                    </a:blip>
+                    <a:stretch>
+                      <a:fillRect/>
+                    </a:stretch>
+                  </pic:blipFill>
+                  <pic:spPr>
+                    <a:xfrm>
+                      <a:off x="0" y="0"/>
+                      <a:ext cx="4746365" cy="1153739"/>
+                    </a:xfrm>
+                    <a:prstGeom prst="rect">
+                      <a:avLst/>
+                    </a:prstGeom>
+                  </pic:spPr>
+                </pic:pic>
+              </a:graphicData>
+            </a:graphic>
+          </wp:inline>
+        </w:drawing>
+      </w:r>
+    </w:p>
+    <w:p>
+      <w:pPr>
+        <w:pStyle w:val="ab"/>
+        <w:jc w:val="center"/>
+        <w:rPr>
+          <w:color w:val="000000" w:themeColor="text1"/>
+          <w:sz w:val="24"/>
+          <w:szCs w:val="24"/>
+        </w:rPr>
+      </w:pPr>
+      <w:r>
+        <w:rPr>
+          <w:color w:val="000000" w:themeColor="text1"/>
+          <w:sz w:val="24"/>
+          <w:szCs w:val="24"/>
+        </w:rPr>
+        <w:t xml:space="preserve">Рисунок </w:t>
+      </w:r>
+      <w:r>
+        <w:rPr>
+          <w:color w:val="000000" w:themeColor="text1"/>
+          <w:sz w:val="24"/>
+          <w:szCs w:val="24"/>
+          <w:lang w:val="en-US"/>
+        </w:rPr>
+        <w:t>2</w:t>
+      </w:r>
+      <w:r>
+        <w:rPr>
+          <w:color w:val="000000" w:themeColor="text1"/>
+          <w:sz w:val="24"/>
+          <w:szCs w:val="24"/>
+        </w:rPr>
+        <w:t xml:space="preserve"> - результат выполнения программы</w:t>
+      </w:r>
+    </w:p>
+    <w:p>
+      <w:pPr>
+        <w:ind w:firstLine="698"/>
+        <w:rPr>
+          <w:sz w:val="28"/>
+          <w:szCs w:val="28"/>
+        </w:rPr>
+      </w:pPr>
+      <w:r>
+        <w:rPr>
+          <w:sz w:val="28"/>
+          <w:szCs w:val="28"/>
+        </w:rPr>
+        <w:t xml:space="preserve">В ходе выполнения лабораторной работы была использованы команды </w:t>
+      </w:r>
+      <w:r>
+        <w:rPr>
+          <w:sz w:val="28"/>
+          <w:szCs w:val="28"/>
+          <w:lang w:val="en-US"/>
+        </w:rPr>
+        <w:t>git</w:t>
+      </w:r>
+      <w:r>
+        <w:rPr>
+          <w:sz w:val="28"/>
+          <w:szCs w:val="28"/>
+        </w:rPr>
+        <w:t xml:space="preserve"> для создания ветки, </w:t>
+      </w:r>
+      <w:r>
+        <w:rPr>
+          <w:sz w:val="28"/>
+          <w:szCs w:val="28"/>
+        </w:rPr>
+        <w:t xml:space="preserve">индексирования изменений и отправления на репозиторий в </w:t>
+      </w:r>
+      <w:r>
+        <w:rPr>
+          <w:sz w:val="28"/>
+          <w:szCs w:val="28"/>
+          <w:lang w:val="en-US"/>
+        </w:rPr>
+        <w:t>Github</w:t>
+      </w:r>
+      <w:r>
+        <w:rPr>
+          <w:sz w:val="28"/>
+          <w:szCs w:val="28"/>
+        </w:rPr>
+        <w:t xml:space="preserve">. </w:t>
+      </w:r>
+    </w:p>
+    <w:p>
+      <w:pPr>
+        <w:keepNext/>
+        <w:jc w:val="center"/>
+      </w:pPr>
+      <w:r>
+        <w:rPr>
+          <w:noProof/>
+        </w:rPr>
+        <w:drawing>
+          <wp:inline distT="0" distB="0" distL="0" distR="0" wp14:anchorId="63617719" wp14:editId="31674866">
+            <wp:extent cx="5295900" cy="2295525"/>
+            <wp:effectExtent l="0" t="0" r="0" b="0"/>
+            <wp:docPr id="2" name="Рисунок 2"/>
+            <wp:cNvGraphicFramePr>
+              <a:graphicFrameLocks xmlns:a="http://schemas.openxmlformats.org/drawingml/2006/main" noChangeAspect="1"/>
+            </wp:cNvGraphicFramePr>
+            <a:graphic xmlns:a="http://schemas.openxmlformats.org/drawingml/2006/main">
+              <a:graphicData uri="http://schemas.openxmlformats.org/drawingml/2006/picture">
+                <pic:pic xmlns:pic="http://schemas.openxmlformats.org/drawingml/2006/picture">
+                  <pic:nvPicPr>
+                    <pic:cNvPr id="2" name="Рисунок 2"/>
+                    <pic:cNvPicPr/>
+                  </pic:nvPicPr>
+                  <pic:blipFill>
+                    <a:blip r:embed="rId10">
+                      <a:extLst>
+                        <a:ext uri="{28A0092B-C50C-407E-A947-70E740481C1C}">
+                          <a14:useLocalDpi xmlns:a14="http://schemas.microsoft.com/office/drawing/2010/main" val="0"/>
+                        </a:ext>
+                      </a:extLst>
+                    </a:blip>
+                    <a:stretch>
+                      <a:fillRect/>
+                    </a:stretch>
+                  </pic:blipFill>
+                  <pic:spPr>
+                    <a:xfrm>
+                      <a:off x="0" y="0"/>
+                      <a:ext cx="5295900" cy="2295525"/>
+                    </a:xfrm>
+                    <a:prstGeom prst="rect">
+                      <a:avLst/>
+                    </a:prstGeom>
+                  </pic:spPr>
+                </pic:pic>
+              </a:graphicData>
+            </a:graphic>
+          </wp:inline>
+        </w:drawing>
+      </w:r>
+    </w:p>
+    <w:p>
+      <w:pPr>
+        <w:pStyle w:val="ab"/>
+        <w:jc w:val="center"/>
+        <w:rPr>
+          <w:color w:val="000000" w:themeColor="text1"/>
+          <w:sz w:val="24"/>
+          <w:szCs w:val="24"/>
+        </w:rPr>
+      </w:pPr>
+      <w:r>
+        <w:rPr>
+          <w:color w:val="000000" w:themeColor="text1"/>
+          <w:sz w:val="24"/>
+          <w:szCs w:val="24"/>
+        </w:rPr>
+        <w:t xml:space="preserve">Рисунок </w:t>
+      </w:r>
+      <w:r>
+        <w:rPr>
+          <w:color w:val="000000" w:themeColor="text1"/>
+          <w:sz w:val="24"/>
+          <w:szCs w:val="24"/>
+        </w:rPr>
+        <w:t>3</w:t>
+      </w:r>
+      <w:r>
+        <w:rPr>
+          <w:color w:val="000000" w:themeColor="text1"/>
+          <w:sz w:val="24"/>
+          <w:szCs w:val="24"/>
+        </w:rPr>
+        <w:t xml:space="preserve"> - список задействованных команд в </w:t>
+      </w:r>
+      <w:r>
+        <w:rPr>
+          <w:color w:val="000000" w:themeColor="text1"/>
+          <w:sz w:val="24"/>
+          <w:szCs w:val="24"/>
+          <w:lang w:val="en-US"/>
+        </w:rPr>
+        <w:t>Git</w:t>
+      </w:r>
+    </w:p>
+    <w:p>
+      <w:pPr>
+        <w:spacing w:after="160" w:line="240" w:lineRule="auto"/>
+        <w:ind w:left="0" w:right="505" w:firstLine="0"/>
+        <w:rPr>
+          <w:sz w:val="28"/>
+          <w:szCs w:val="28"/>
+        </w:rPr>
+      </w:pPr>
+    </w:p>
+    <w:p>
+      <w:pPr>
+        <w:spacing w:after="160" w:line="240" w:lineRule="auto"/>
+        <w:ind w:left="-5" w:right="505" w:firstLine="0"/>
+        <w:jc w:val="center"/>
         <w:rPr>
           <w:sz w:val="28"/>
           <w:szCs w:val="28"/>
@@ -1982,17 +2100,66 @@
           <w:rFonts w:ascii="Consolas" w:hAnsi="Consolas"/>
           <w:sz w:val="18"/>
           <w:szCs w:val="28"/>
-          <w:lang w:val="en-US"/>
-        </w:rPr>
-      </w:pPr>
-      <w:r>
-        <w:rPr>
-          <w:rFonts w:ascii="Consolas" w:hAnsi="Consolas"/>
-          <w:sz w:val="18"/>
-          <w:szCs w:val="28"/>
-          <w:lang w:val="en-US"/>
-        </w:rPr>
-        <w:t>#include &lt;stdio.h&gt;</w:t>
+        </w:rPr>
+      </w:pPr>
+      <w:r>
+        <w:rPr>
+          <w:rFonts w:ascii="Consolas" w:hAnsi="Consolas"/>
+          <w:sz w:val="18"/>
+          <w:szCs w:val="28"/>
+        </w:rPr>
+        <w:t>#</w:t>
+      </w:r>
+      <w:r>
+        <w:rPr>
+          <w:rFonts w:ascii="Consolas" w:hAnsi="Consolas"/>
+          <w:sz w:val="18"/>
+          <w:szCs w:val="28"/>
+          <w:lang w:val="en-US"/>
+        </w:rPr>
+        <w:t>include</w:t>
+      </w:r>
+      <w:r>
+        <w:rPr>
+          <w:rFonts w:ascii="Consolas" w:hAnsi="Consolas"/>
+          <w:sz w:val="18"/>
+          <w:szCs w:val="28"/>
+        </w:rPr>
+        <w:t xml:space="preserve"> &lt;</w:t>
+      </w:r>
+      <w:r>
+        <w:rPr>
+          <w:rFonts w:ascii="Consolas" w:hAnsi="Consolas"/>
+          <w:sz w:val="18"/>
+          <w:szCs w:val="28"/>
+          <w:lang w:val="en-US"/>
+        </w:rPr>
+        <w:t>stdio</w:t>
+      </w:r>
+      <w:r>
+        <w:rPr>
+          <w:rFonts w:ascii="Consolas" w:hAnsi="Consolas"/>
+          <w:sz w:val="18"/>
+          <w:szCs w:val="28"/>
+        </w:rPr>
+        <w:t>.</w:t>
+      </w:r>
+      <w:r>
+        <w:rPr>
+          <w:rFonts w:ascii="Consolas" w:hAnsi="Consolas"/>
+          <w:sz w:val="18"/>
+          <w:szCs w:val="28"/>
+          <w:lang w:val="en-US"/>
+        </w:rPr>
+        <w:t>h</w:t>
+      </w:r>
+      <w:r>
+        <w:rPr>
+          <w:rFonts w:ascii="Consolas" w:hAnsi="Consolas"/>
+          <w:sz w:val="18"/>
+          <w:szCs w:val="28"/>
+        </w:rPr>
+        <w:t>&gt;</w:t>
       </w:r>
     </w:p>
     <w:p>
@@ -2194,6 +2361,7 @@
           <w:szCs w:val="28"/>
           <w:lang w:val="en-US"/>
         </w:rPr>
+        <w:lastRenderedPageBreak/>
         <w:t xml:space="preserve">    const int MAX_SIZE = 10;</w:t>
       </w:r>
     </w:p>
@@ -2725,464 +2893,464 @@
           <w:szCs w:val="28"/>
           <w:lang w:val="en-US"/>
         </w:rPr>
+        <w:t xml:space="preserve">        {</w:t>
+      </w:r>
+    </w:p>
+    <w:p>
+      <w:pPr>
+        <w:spacing w:after="120" w:line="240" w:lineRule="auto"/>
+        <w:ind w:left="-5" w:right="505" w:firstLine="709"/>
+        <w:jc w:val="both"/>
+        <w:rPr>
+          <w:rFonts w:ascii="Consolas" w:hAnsi="Consolas"/>
+          <w:sz w:val="18"/>
+          <w:szCs w:val="28"/>
+          <w:lang w:val="en-US"/>
+        </w:rPr>
+      </w:pPr>
+      <w:r>
+        <w:rPr>
+          <w:rFonts w:ascii="Consolas" w:hAnsi="Consolas"/>
+          <w:sz w:val="18"/>
+          <w:szCs w:val="28"/>
+          <w:lang w:val="en-US"/>
+        </w:rPr>
+        <w:t xml:space="preserve">            a[i][j] = rand() % 10;</w:t>
+      </w:r>
+    </w:p>
+    <w:p>
+      <w:pPr>
+        <w:spacing w:after="120" w:line="240" w:lineRule="auto"/>
+        <w:ind w:left="-5" w:right="505" w:firstLine="709"/>
+        <w:jc w:val="both"/>
+        <w:rPr>
+          <w:rFonts w:ascii="Consolas" w:hAnsi="Consolas"/>
+          <w:sz w:val="18"/>
+          <w:szCs w:val="28"/>
+          <w:lang w:val="en-US"/>
+        </w:rPr>
+      </w:pPr>
+      <w:r>
+        <w:rPr>
+          <w:rFonts w:ascii="Consolas" w:hAnsi="Consolas"/>
+          <w:sz w:val="18"/>
+          <w:szCs w:val="28"/>
+          <w:lang w:val="en-US"/>
+        </w:rPr>
+        <w:t xml:space="preserve">            printf("%3d", a[i][j]);</w:t>
+      </w:r>
+    </w:p>
+    <w:p>
+      <w:pPr>
+        <w:spacing w:after="120" w:line="240" w:lineRule="auto"/>
+        <w:ind w:left="-5" w:right="505" w:firstLine="709"/>
+        <w:jc w:val="both"/>
+        <w:rPr>
+          <w:rFonts w:ascii="Consolas" w:hAnsi="Consolas"/>
+          <w:sz w:val="18"/>
+          <w:szCs w:val="28"/>
+        </w:rPr>
+      </w:pPr>
+      <w:r>
+        <w:rPr>
+          <w:rFonts w:ascii="Consolas" w:hAnsi="Consolas"/>
+          <w:sz w:val="18"/>
+          <w:szCs w:val="28"/>
+          <w:lang w:val="en-US"/>
+        </w:rPr>
+        <w:t xml:space="preserve">        </w:t>
+      </w:r>
+      <w:r>
+        <w:rPr>
+          <w:rFonts w:ascii="Consolas" w:hAnsi="Consolas"/>
+          <w:sz w:val="18"/>
+          <w:szCs w:val="28"/>
+        </w:rPr>
+        <w:t>}</w:t>
+      </w:r>
+    </w:p>
+    <w:p>
+      <w:pPr>
+        <w:spacing w:after="120" w:line="240" w:lineRule="auto"/>
+        <w:ind w:left="-5" w:right="505" w:firstLine="709"/>
+        <w:jc w:val="both"/>
+        <w:rPr>
+          <w:rFonts w:ascii="Consolas" w:hAnsi="Consolas"/>
+          <w:sz w:val="18"/>
+          <w:szCs w:val="28"/>
+        </w:rPr>
+      </w:pPr>
+    </w:p>
+    <w:p>
+      <w:pPr>
+        <w:spacing w:after="120" w:line="240" w:lineRule="auto"/>
+        <w:ind w:left="-5" w:right="505" w:firstLine="709"/>
+        <w:jc w:val="both"/>
+        <w:rPr>
+          <w:rFonts w:ascii="Consolas" w:hAnsi="Consolas"/>
+          <w:sz w:val="18"/>
+          <w:szCs w:val="28"/>
+        </w:rPr>
+      </w:pPr>
+      <w:r>
+        <w:rPr>
+          <w:rFonts w:ascii="Consolas" w:hAnsi="Consolas"/>
+          <w:sz w:val="18"/>
+          <w:szCs w:val="28"/>
+        </w:rPr>
+        <w:t xml:space="preserve">        printf("\n");</w:t>
+      </w:r>
+    </w:p>
+    <w:p>
+      <w:pPr>
+        <w:spacing w:after="120" w:line="240" w:lineRule="auto"/>
+        <w:ind w:left="-5" w:right="505" w:firstLine="709"/>
+        <w:jc w:val="both"/>
+        <w:rPr>
+          <w:rFonts w:ascii="Consolas" w:hAnsi="Consolas"/>
+          <w:sz w:val="18"/>
+          <w:szCs w:val="28"/>
+        </w:rPr>
+      </w:pPr>
+      <w:r>
+        <w:rPr>
+          <w:rFonts w:ascii="Consolas" w:hAnsi="Consolas"/>
+          <w:sz w:val="18"/>
+          <w:szCs w:val="28"/>
+        </w:rPr>
+        <w:t xml:space="preserve">    }</w:t>
+      </w:r>
+    </w:p>
+    <w:p>
+      <w:pPr>
+        <w:spacing w:after="120" w:line="240" w:lineRule="auto"/>
+        <w:ind w:left="-5" w:right="505" w:firstLine="709"/>
+        <w:jc w:val="both"/>
+        <w:rPr>
+          <w:rFonts w:ascii="Consolas" w:hAnsi="Consolas"/>
+          <w:sz w:val="18"/>
+          <w:szCs w:val="28"/>
+        </w:rPr>
+      </w:pPr>
+    </w:p>
+    <w:p>
+      <w:pPr>
+        <w:spacing w:after="120" w:line="240" w:lineRule="auto"/>
+        <w:ind w:left="-5" w:right="505" w:firstLine="709"/>
+        <w:jc w:val="both"/>
+        <w:rPr>
+          <w:rFonts w:ascii="Consolas" w:hAnsi="Consolas"/>
+          <w:sz w:val="18"/>
+          <w:szCs w:val="28"/>
+        </w:rPr>
+      </w:pPr>
+      <w:r>
+        <w:rPr>
+          <w:rFonts w:ascii="Consolas" w:hAnsi="Consolas"/>
+          <w:sz w:val="18"/>
+          <w:szCs w:val="28"/>
+        </w:rPr>
+        <w:t xml:space="preserve">    printf("\nСуммы элементов каждого столбца:\n");</w:t>
+      </w:r>
+    </w:p>
+    <w:p>
+      <w:pPr>
+        <w:spacing w:after="120" w:line="240" w:lineRule="auto"/>
+        <w:ind w:left="-5" w:right="505" w:firstLine="709"/>
+        <w:jc w:val="both"/>
+        <w:rPr>
+          <w:rFonts w:ascii="Consolas" w:hAnsi="Consolas"/>
+          <w:sz w:val="18"/>
+          <w:szCs w:val="28"/>
+        </w:rPr>
+      </w:pPr>
+    </w:p>
+    <w:p>
+      <w:pPr>
+        <w:spacing w:after="120" w:line="240" w:lineRule="auto"/>
+        <w:ind w:left="-5" w:right="505" w:firstLine="709"/>
+        <w:jc w:val="both"/>
+        <w:rPr>
+          <w:rFonts w:ascii="Consolas" w:hAnsi="Consolas"/>
+          <w:sz w:val="18"/>
+          <w:szCs w:val="28"/>
+          <w:lang w:val="en-US"/>
+        </w:rPr>
+      </w:pPr>
+      <w:r>
+        <w:rPr>
+          <w:rFonts w:ascii="Consolas" w:hAnsi="Consolas"/>
+          <w:sz w:val="18"/>
+          <w:szCs w:val="28"/>
+        </w:rPr>
+        <w:t xml:space="preserve">    </w:t>
+      </w:r>
+      <w:r>
+        <w:rPr>
+          <w:rFonts w:ascii="Consolas" w:hAnsi="Consolas"/>
+          <w:sz w:val="18"/>
+          <w:szCs w:val="28"/>
+          <w:lang w:val="en-US"/>
+        </w:rPr>
+        <w:t>for (int j = 0; j &lt; columns; j++)</w:t>
+      </w:r>
+    </w:p>
+    <w:p>
+      <w:pPr>
+        <w:spacing w:after="120" w:line="240" w:lineRule="auto"/>
+        <w:ind w:left="-5" w:right="505" w:firstLine="709"/>
+        <w:jc w:val="both"/>
+        <w:rPr>
+          <w:rFonts w:ascii="Consolas" w:hAnsi="Consolas"/>
+          <w:sz w:val="18"/>
+          <w:szCs w:val="28"/>
+          <w:lang w:val="en-US"/>
+        </w:rPr>
+      </w:pPr>
+      <w:r>
+        <w:rPr>
+          <w:rFonts w:ascii="Consolas" w:hAnsi="Consolas"/>
+          <w:sz w:val="18"/>
+          <w:szCs w:val="28"/>
+          <w:lang w:val="en-US"/>
+        </w:rPr>
+        <w:t xml:space="preserve">    {</w:t>
+      </w:r>
+    </w:p>
+    <w:p>
+      <w:pPr>
+        <w:spacing w:after="120" w:line="240" w:lineRule="auto"/>
+        <w:ind w:left="-5" w:right="505" w:firstLine="709"/>
+        <w:jc w:val="both"/>
+        <w:rPr>
+          <w:rFonts w:ascii="Consolas" w:hAnsi="Consolas"/>
+          <w:sz w:val="18"/>
+          <w:szCs w:val="28"/>
+          <w:lang w:val="en-US"/>
+        </w:rPr>
+      </w:pPr>
+      <w:r>
+        <w:rPr>
+          <w:rFonts w:ascii="Consolas" w:hAnsi="Consolas"/>
+          <w:sz w:val="18"/>
+          <w:szCs w:val="28"/>
+          <w:lang w:val="en-US"/>
+        </w:rPr>
+        <w:t xml:space="preserve">        int sum = 0;</w:t>
+      </w:r>
+    </w:p>
+    <w:p>
+      <w:pPr>
+        <w:spacing w:after="120" w:line="240" w:lineRule="auto"/>
+        <w:ind w:left="-5" w:right="505" w:firstLine="709"/>
+        <w:jc w:val="both"/>
+        <w:rPr>
+          <w:rFonts w:ascii="Consolas" w:hAnsi="Consolas"/>
+          <w:sz w:val="18"/>
+          <w:szCs w:val="28"/>
+          <w:lang w:val="en-US"/>
+        </w:rPr>
+      </w:pPr>
+    </w:p>
+    <w:p>
+      <w:pPr>
+        <w:spacing w:after="120" w:line="240" w:lineRule="auto"/>
+        <w:ind w:left="-5" w:right="505" w:firstLine="709"/>
+        <w:jc w:val="both"/>
+        <w:rPr>
+          <w:rFonts w:ascii="Consolas" w:hAnsi="Consolas"/>
+          <w:sz w:val="18"/>
+          <w:szCs w:val="28"/>
+          <w:lang w:val="en-US"/>
+        </w:rPr>
+      </w:pPr>
+      <w:r>
+        <w:rPr>
+          <w:rFonts w:ascii="Consolas" w:hAnsi="Consolas"/>
+          <w:sz w:val="18"/>
+          <w:szCs w:val="28"/>
+          <w:lang w:val="en-US"/>
+        </w:rPr>
+        <w:t xml:space="preserve">        for (int i = 0; i &lt; rows; i++)</w:t>
+      </w:r>
+    </w:p>
+    <w:p>
+      <w:pPr>
+        <w:spacing w:after="120" w:line="240" w:lineRule="auto"/>
+        <w:ind w:left="-5" w:right="505" w:firstLine="709"/>
+        <w:jc w:val="both"/>
+        <w:rPr>
+          <w:rFonts w:ascii="Consolas" w:hAnsi="Consolas"/>
+          <w:sz w:val="18"/>
+          <w:szCs w:val="28"/>
+          <w:lang w:val="en-US"/>
+        </w:rPr>
+      </w:pPr>
+      <w:r>
+        <w:rPr>
+          <w:rFonts w:ascii="Consolas" w:hAnsi="Consolas"/>
+          <w:sz w:val="18"/>
+          <w:szCs w:val="28"/>
+          <w:lang w:val="en-US"/>
+        </w:rPr>
+        <w:t xml:space="preserve">        {</w:t>
+      </w:r>
+    </w:p>
+    <w:p>
+      <w:pPr>
+        <w:spacing w:after="120" w:line="240" w:lineRule="auto"/>
+        <w:ind w:left="-5" w:right="505" w:firstLine="709"/>
+        <w:jc w:val="both"/>
+        <w:rPr>
+          <w:rFonts w:ascii="Consolas" w:hAnsi="Consolas"/>
+          <w:sz w:val="18"/>
+          <w:szCs w:val="28"/>
+          <w:lang w:val="en-US"/>
+        </w:rPr>
+      </w:pPr>
+      <w:r>
+        <w:rPr>
+          <w:rFonts w:ascii="Consolas" w:hAnsi="Consolas"/>
+          <w:sz w:val="18"/>
+          <w:szCs w:val="28"/>
+          <w:lang w:val="en-US"/>
+        </w:rPr>
+        <w:t xml:space="preserve">            sum += a[i][j];</w:t>
+      </w:r>
+    </w:p>
+    <w:p>
+      <w:pPr>
+        <w:spacing w:after="120" w:line="240" w:lineRule="auto"/>
+        <w:ind w:left="-5" w:right="505" w:firstLine="709"/>
+        <w:jc w:val="both"/>
+        <w:rPr>
+          <w:rFonts w:ascii="Consolas" w:hAnsi="Consolas"/>
+          <w:sz w:val="18"/>
+          <w:szCs w:val="28"/>
+          <w:lang w:val="en-US"/>
+        </w:rPr>
+      </w:pPr>
+      <w:r>
+        <w:rPr>
+          <w:rFonts w:ascii="Consolas" w:hAnsi="Consolas"/>
+          <w:sz w:val="18"/>
+          <w:szCs w:val="28"/>
+          <w:lang w:val="en-US"/>
+        </w:rPr>
+        <w:t xml:space="preserve">        }</w:t>
+      </w:r>
+    </w:p>
+    <w:p>
+      <w:pPr>
+        <w:spacing w:after="120" w:line="240" w:lineRule="auto"/>
+        <w:ind w:left="-5" w:right="505" w:firstLine="709"/>
+        <w:jc w:val="both"/>
+        <w:rPr>
+          <w:rFonts w:ascii="Consolas" w:hAnsi="Consolas"/>
+          <w:sz w:val="18"/>
+          <w:szCs w:val="28"/>
+          <w:lang w:val="en-US"/>
+        </w:rPr>
+      </w:pPr>
+    </w:p>
+    <w:p>
+      <w:pPr>
+        <w:spacing w:after="120" w:line="240" w:lineRule="auto"/>
+        <w:ind w:left="-5" w:right="505" w:firstLine="709"/>
+        <w:jc w:val="both"/>
+        <w:rPr>
+          <w:rFonts w:ascii="Consolas" w:hAnsi="Consolas"/>
+          <w:sz w:val="18"/>
+          <w:szCs w:val="28"/>
+          <w:lang w:val="en-US"/>
+        </w:rPr>
+      </w:pPr>
+      <w:r>
+        <w:rPr>
+          <w:rFonts w:ascii="Consolas" w:hAnsi="Consolas"/>
+          <w:sz w:val="18"/>
+          <w:szCs w:val="28"/>
+          <w:lang w:val="en-US"/>
+        </w:rPr>
+        <w:t xml:space="preserve">        printf("</w:t>
+      </w:r>
+      <w:r>
+        <w:rPr>
+          <w:rFonts w:ascii="Consolas" w:hAnsi="Consolas"/>
+          <w:sz w:val="18"/>
+          <w:szCs w:val="28"/>
+        </w:rPr>
+        <w:t>Столбец</w:t>
+      </w:r>
+      <w:r>
+        <w:rPr>
+          <w:rFonts w:ascii="Consolas" w:hAnsi="Consolas"/>
+          <w:sz w:val="18"/>
+          <w:szCs w:val="28"/>
+          <w:lang w:val="en-US"/>
+        </w:rPr>
+        <w:t xml:space="preserve"> %d: %d\n", j + 1, sum);</w:t>
+      </w:r>
+    </w:p>
+    <w:p>
+      <w:pPr>
+        <w:spacing w:after="120" w:line="240" w:lineRule="auto"/>
+        <w:ind w:left="-5" w:right="505" w:firstLine="709"/>
+        <w:jc w:val="both"/>
+        <w:rPr>
+          <w:rFonts w:ascii="Consolas" w:hAnsi="Consolas"/>
+          <w:sz w:val="18"/>
+          <w:szCs w:val="28"/>
+        </w:rPr>
+      </w:pPr>
+      <w:r>
+        <w:rPr>
+          <w:rFonts w:ascii="Consolas" w:hAnsi="Consolas"/>
+          <w:sz w:val="18"/>
+          <w:szCs w:val="28"/>
+          <w:lang w:val="en-US"/>
+        </w:rPr>
+        <w:t xml:space="preserve">    </w:t>
+      </w:r>
+      <w:r>
+        <w:rPr>
+          <w:rFonts w:ascii="Consolas" w:hAnsi="Consolas"/>
+          <w:sz w:val="18"/>
+          <w:szCs w:val="28"/>
+        </w:rPr>
+        <w:t>}</w:t>
+      </w:r>
+    </w:p>
+    <w:p>
+      <w:pPr>
+        <w:spacing w:after="120" w:line="240" w:lineRule="auto"/>
+        <w:ind w:left="-5" w:right="505" w:firstLine="709"/>
+        <w:jc w:val="both"/>
+        <w:rPr>
+          <w:rFonts w:ascii="Consolas" w:hAnsi="Consolas"/>
+          <w:sz w:val="18"/>
+          <w:szCs w:val="28"/>
+        </w:rPr>
+      </w:pPr>
+    </w:p>
+    <w:p>
+      <w:pPr>
+        <w:spacing w:after="120" w:line="240" w:lineRule="auto"/>
+        <w:ind w:left="-5" w:right="505" w:firstLine="709"/>
+        <w:jc w:val="both"/>
+        <w:rPr>
+          <w:rFonts w:ascii="Consolas" w:hAnsi="Consolas"/>
+          <w:sz w:val="18"/>
+          <w:szCs w:val="28"/>
+        </w:rPr>
+      </w:pPr>
+      <w:r>
+        <w:rPr>
+          <w:rFonts w:ascii="Consolas" w:hAnsi="Consolas"/>
+          <w:sz w:val="18"/>
+          <w:szCs w:val="28"/>
+        </w:rPr>
         <w:lastRenderedPageBreak/>
-        <w:t xml:space="preserve">        {</w:t>
-      </w:r>
-    </w:p>
-    <w:p>
-      <w:pPr>
-        <w:spacing w:after="120" w:line="240" w:lineRule="auto"/>
-        <w:ind w:left="-5" w:right="505" w:firstLine="709"/>
-        <w:jc w:val="both"/>
-        <w:rPr>
-          <w:rFonts w:ascii="Consolas" w:hAnsi="Consolas"/>
-          <w:sz w:val="18"/>
-          <w:szCs w:val="28"/>
-          <w:lang w:val="en-US"/>
-        </w:rPr>
-      </w:pPr>
-      <w:r>
-        <w:rPr>
-          <w:rFonts w:ascii="Consolas" w:hAnsi="Consolas"/>
-          <w:sz w:val="18"/>
-          <w:szCs w:val="28"/>
-          <w:lang w:val="en-US"/>
-        </w:rPr>
-        <w:t xml:space="preserve">            a[i][j] = rand() % 10;</w:t>
-      </w:r>
-    </w:p>
-    <w:p>
-      <w:pPr>
-        <w:spacing w:after="120" w:line="240" w:lineRule="auto"/>
-        <w:ind w:left="-5" w:right="505" w:firstLine="709"/>
-        <w:jc w:val="both"/>
-        <w:rPr>
-          <w:rFonts w:ascii="Consolas" w:hAnsi="Consolas"/>
-          <w:sz w:val="18"/>
-          <w:szCs w:val="28"/>
-          <w:lang w:val="en-US"/>
-        </w:rPr>
-      </w:pPr>
-      <w:r>
-        <w:rPr>
-          <w:rFonts w:ascii="Consolas" w:hAnsi="Consolas"/>
-          <w:sz w:val="18"/>
-          <w:szCs w:val="28"/>
-          <w:lang w:val="en-US"/>
-        </w:rPr>
-        <w:t xml:space="preserve">            printf("%3d", a[i][j]);</w:t>
-      </w:r>
-    </w:p>
-    <w:p>
-      <w:pPr>
-        <w:spacing w:after="120" w:line="240" w:lineRule="auto"/>
-        <w:ind w:left="-5" w:right="505" w:firstLine="709"/>
-        <w:jc w:val="both"/>
-        <w:rPr>
-          <w:rFonts w:ascii="Consolas" w:hAnsi="Consolas"/>
-          <w:sz w:val="18"/>
-          <w:szCs w:val="28"/>
-        </w:rPr>
-      </w:pPr>
-      <w:r>
-        <w:rPr>
-          <w:rFonts w:ascii="Consolas" w:hAnsi="Consolas"/>
-          <w:sz w:val="18"/>
-          <w:szCs w:val="28"/>
-          <w:lang w:val="en-US"/>
-        </w:rPr>
-        <w:t xml:space="preserve">        </w:t>
-      </w:r>
-      <w:r>
-        <w:rPr>
-          <w:rFonts w:ascii="Consolas" w:hAnsi="Consolas"/>
-          <w:sz w:val="18"/>
-          <w:szCs w:val="28"/>
-        </w:rPr>
-        <w:t>}</w:t>
-      </w:r>
-    </w:p>
-    <w:p>
-      <w:pPr>
-        <w:spacing w:after="120" w:line="240" w:lineRule="auto"/>
-        <w:ind w:left="-5" w:right="505" w:firstLine="709"/>
-        <w:jc w:val="both"/>
-        <w:rPr>
-          <w:rFonts w:ascii="Consolas" w:hAnsi="Consolas"/>
-          <w:sz w:val="18"/>
-          <w:szCs w:val="28"/>
-        </w:rPr>
-      </w:pPr>
-    </w:p>
-    <w:p>
-      <w:pPr>
-        <w:spacing w:after="120" w:line="240" w:lineRule="auto"/>
-        <w:ind w:left="-5" w:right="505" w:firstLine="709"/>
-        <w:jc w:val="both"/>
-        <w:rPr>
-          <w:rFonts w:ascii="Consolas" w:hAnsi="Consolas"/>
-          <w:sz w:val="18"/>
-          <w:szCs w:val="28"/>
-        </w:rPr>
-      </w:pPr>
-      <w:r>
-        <w:rPr>
-          <w:rFonts w:ascii="Consolas" w:hAnsi="Consolas"/>
-          <w:sz w:val="18"/>
-          <w:szCs w:val="28"/>
-        </w:rPr>
-        <w:t xml:space="preserve">        printf("\n");</w:t>
-      </w:r>
-    </w:p>
-    <w:p>
-      <w:pPr>
-        <w:spacing w:after="120" w:line="240" w:lineRule="auto"/>
-        <w:ind w:left="-5" w:right="505" w:firstLine="709"/>
-        <w:jc w:val="both"/>
-        <w:rPr>
-          <w:rFonts w:ascii="Consolas" w:hAnsi="Consolas"/>
-          <w:sz w:val="18"/>
-          <w:szCs w:val="28"/>
-        </w:rPr>
-      </w:pPr>
-      <w:r>
-        <w:rPr>
-          <w:rFonts w:ascii="Consolas" w:hAnsi="Consolas"/>
-          <w:sz w:val="18"/>
-          <w:szCs w:val="28"/>
-        </w:rPr>
-        <w:t xml:space="preserve">    }</w:t>
-      </w:r>
-    </w:p>
-    <w:p>
-      <w:pPr>
-        <w:spacing w:after="120" w:line="240" w:lineRule="auto"/>
-        <w:ind w:left="-5" w:right="505" w:firstLine="709"/>
-        <w:jc w:val="both"/>
-        <w:rPr>
-          <w:rFonts w:ascii="Consolas" w:hAnsi="Consolas"/>
-          <w:sz w:val="18"/>
-          <w:szCs w:val="28"/>
-        </w:rPr>
-      </w:pPr>
-    </w:p>
-    <w:p>
-      <w:pPr>
-        <w:spacing w:after="120" w:line="240" w:lineRule="auto"/>
-        <w:ind w:left="-5" w:right="505" w:firstLine="709"/>
-        <w:jc w:val="both"/>
-        <w:rPr>
-          <w:rFonts w:ascii="Consolas" w:hAnsi="Consolas"/>
-          <w:sz w:val="18"/>
-          <w:szCs w:val="28"/>
-        </w:rPr>
-      </w:pPr>
-      <w:r>
-        <w:rPr>
-          <w:rFonts w:ascii="Consolas" w:hAnsi="Consolas"/>
-          <w:sz w:val="18"/>
-          <w:szCs w:val="28"/>
-        </w:rPr>
-        <w:t xml:space="preserve">    printf("\nСуммы элементов каждого столбца:\n");</w:t>
-      </w:r>
-    </w:p>
-    <w:p>
-      <w:pPr>
-        <w:spacing w:after="120" w:line="240" w:lineRule="auto"/>
-        <w:ind w:left="-5" w:right="505" w:firstLine="709"/>
-        <w:jc w:val="both"/>
-        <w:rPr>
-          <w:rFonts w:ascii="Consolas" w:hAnsi="Consolas"/>
-          <w:sz w:val="18"/>
-          <w:szCs w:val="28"/>
-        </w:rPr>
-      </w:pPr>
-    </w:p>
-    <w:p>
-      <w:pPr>
-        <w:spacing w:after="120" w:line="240" w:lineRule="auto"/>
-        <w:ind w:left="-5" w:right="505" w:firstLine="709"/>
-        <w:jc w:val="both"/>
-        <w:rPr>
-          <w:rFonts w:ascii="Consolas" w:hAnsi="Consolas"/>
-          <w:sz w:val="18"/>
-          <w:szCs w:val="28"/>
-          <w:lang w:val="en-US"/>
-        </w:rPr>
-      </w:pPr>
-      <w:r>
-        <w:rPr>
-          <w:rFonts w:ascii="Consolas" w:hAnsi="Consolas"/>
-          <w:sz w:val="18"/>
-          <w:szCs w:val="28"/>
-        </w:rPr>
-        <w:t xml:space="preserve">    </w:t>
-      </w:r>
-      <w:r>
-        <w:rPr>
-          <w:rFonts w:ascii="Consolas" w:hAnsi="Consolas"/>
-          <w:sz w:val="18"/>
-          <w:szCs w:val="28"/>
-          <w:lang w:val="en-US"/>
-        </w:rPr>
-        <w:t>for (int j = 0; j &lt; columns; j++)</w:t>
-      </w:r>
-    </w:p>
-    <w:p>
-      <w:pPr>
-        <w:spacing w:after="120" w:line="240" w:lineRule="auto"/>
-        <w:ind w:left="-5" w:right="505" w:firstLine="709"/>
-        <w:jc w:val="both"/>
-        <w:rPr>
-          <w:rFonts w:ascii="Consolas" w:hAnsi="Consolas"/>
-          <w:sz w:val="18"/>
-          <w:szCs w:val="28"/>
-          <w:lang w:val="en-US"/>
-        </w:rPr>
-      </w:pPr>
-      <w:r>
-        <w:rPr>
-          <w:rFonts w:ascii="Consolas" w:hAnsi="Consolas"/>
-          <w:sz w:val="18"/>
-          <w:szCs w:val="28"/>
-          <w:lang w:val="en-US"/>
-        </w:rPr>
-        <w:t xml:space="preserve">    {</w:t>
-      </w:r>
-    </w:p>
-    <w:p>
-      <w:pPr>
-        <w:spacing w:after="120" w:line="240" w:lineRule="auto"/>
-        <w:ind w:left="-5" w:right="505" w:firstLine="709"/>
-        <w:jc w:val="both"/>
-        <w:rPr>
-          <w:rFonts w:ascii="Consolas" w:hAnsi="Consolas"/>
-          <w:sz w:val="18"/>
-          <w:szCs w:val="28"/>
-          <w:lang w:val="en-US"/>
-        </w:rPr>
-      </w:pPr>
-      <w:r>
-        <w:rPr>
-          <w:rFonts w:ascii="Consolas" w:hAnsi="Consolas"/>
-          <w:sz w:val="18"/>
-          <w:szCs w:val="28"/>
-          <w:lang w:val="en-US"/>
-        </w:rPr>
-        <w:t xml:space="preserve">        int sum = 0;</w:t>
-      </w:r>
-    </w:p>
-    <w:p>
-      <w:pPr>
-        <w:spacing w:after="120" w:line="240" w:lineRule="auto"/>
-        <w:ind w:left="-5" w:right="505" w:firstLine="709"/>
-        <w:jc w:val="both"/>
-        <w:rPr>
-          <w:rFonts w:ascii="Consolas" w:hAnsi="Consolas"/>
-          <w:sz w:val="18"/>
-          <w:szCs w:val="28"/>
-          <w:lang w:val="en-US"/>
-        </w:rPr>
-      </w:pPr>
-    </w:p>
-    <w:p>
-      <w:pPr>
-        <w:spacing w:after="120" w:line="240" w:lineRule="auto"/>
-        <w:ind w:left="-5" w:right="505" w:firstLine="709"/>
-        <w:jc w:val="both"/>
-        <w:rPr>
-          <w:rFonts w:ascii="Consolas" w:hAnsi="Consolas"/>
-          <w:sz w:val="18"/>
-          <w:szCs w:val="28"/>
-          <w:lang w:val="en-US"/>
-        </w:rPr>
-      </w:pPr>
-      <w:r>
-        <w:rPr>
-          <w:rFonts w:ascii="Consolas" w:hAnsi="Consolas"/>
-          <w:sz w:val="18"/>
-          <w:szCs w:val="28"/>
-          <w:lang w:val="en-US"/>
-        </w:rPr>
-        <w:t xml:space="preserve">        for (int i = 0; i &lt; rows; i++)</w:t>
-      </w:r>
-    </w:p>
-    <w:p>
-      <w:pPr>
-        <w:spacing w:after="120" w:line="240" w:lineRule="auto"/>
-        <w:ind w:left="-5" w:right="505" w:firstLine="709"/>
-        <w:jc w:val="both"/>
-        <w:rPr>
-          <w:rFonts w:ascii="Consolas" w:hAnsi="Consolas"/>
-          <w:sz w:val="18"/>
-          <w:szCs w:val="28"/>
-          <w:lang w:val="en-US"/>
-        </w:rPr>
-      </w:pPr>
-      <w:r>
-        <w:rPr>
-          <w:rFonts w:ascii="Consolas" w:hAnsi="Consolas"/>
-          <w:sz w:val="18"/>
-          <w:szCs w:val="28"/>
-          <w:lang w:val="en-US"/>
-        </w:rPr>
-        <w:t xml:space="preserve">        {</w:t>
-      </w:r>
-    </w:p>
-    <w:p>
-      <w:pPr>
-        <w:spacing w:after="120" w:line="240" w:lineRule="auto"/>
-        <w:ind w:left="-5" w:right="505" w:firstLine="709"/>
-        <w:jc w:val="both"/>
-        <w:rPr>
-          <w:rFonts w:ascii="Consolas" w:hAnsi="Consolas"/>
-          <w:sz w:val="18"/>
-          <w:szCs w:val="28"/>
-          <w:lang w:val="en-US"/>
-        </w:rPr>
-      </w:pPr>
-      <w:r>
-        <w:rPr>
-          <w:rFonts w:ascii="Consolas" w:hAnsi="Consolas"/>
-          <w:sz w:val="18"/>
-          <w:szCs w:val="28"/>
-          <w:lang w:val="en-US"/>
-        </w:rPr>
-        <w:t xml:space="preserve">            sum += a[i][j];</w:t>
-      </w:r>
-    </w:p>
-    <w:p>
-      <w:pPr>
-        <w:spacing w:after="120" w:line="240" w:lineRule="auto"/>
-        <w:ind w:left="-5" w:right="505" w:firstLine="709"/>
-        <w:jc w:val="both"/>
-        <w:rPr>
-          <w:rFonts w:ascii="Consolas" w:hAnsi="Consolas"/>
-          <w:sz w:val="18"/>
-          <w:szCs w:val="28"/>
-          <w:lang w:val="en-US"/>
-        </w:rPr>
-      </w:pPr>
-      <w:r>
-        <w:rPr>
-          <w:rFonts w:ascii="Consolas" w:hAnsi="Consolas"/>
-          <w:sz w:val="18"/>
-          <w:szCs w:val="28"/>
-          <w:lang w:val="en-US"/>
-        </w:rPr>
-        <w:t xml:space="preserve">        }</w:t>
-      </w:r>
-    </w:p>
-    <w:p>
-      <w:pPr>
-        <w:spacing w:after="120" w:line="240" w:lineRule="auto"/>
-        <w:ind w:left="-5" w:right="505" w:firstLine="709"/>
-        <w:jc w:val="both"/>
-        <w:rPr>
-          <w:rFonts w:ascii="Consolas" w:hAnsi="Consolas"/>
-          <w:sz w:val="18"/>
-          <w:szCs w:val="28"/>
-          <w:lang w:val="en-US"/>
-        </w:rPr>
-      </w:pPr>
-    </w:p>
-    <w:p>
-      <w:pPr>
-        <w:spacing w:after="120" w:line="240" w:lineRule="auto"/>
-        <w:ind w:left="-5" w:right="505" w:firstLine="709"/>
-        <w:jc w:val="both"/>
-        <w:rPr>
-          <w:rFonts w:ascii="Consolas" w:hAnsi="Consolas"/>
-          <w:sz w:val="18"/>
-          <w:szCs w:val="28"/>
-          <w:lang w:val="en-US"/>
-        </w:rPr>
-      </w:pPr>
-      <w:r>
-        <w:rPr>
-          <w:rFonts w:ascii="Consolas" w:hAnsi="Consolas"/>
-          <w:sz w:val="18"/>
-          <w:szCs w:val="28"/>
-          <w:lang w:val="en-US"/>
-        </w:rPr>
-        <w:t xml:space="preserve">        printf("</w:t>
-      </w:r>
-      <w:r>
-        <w:rPr>
-          <w:rFonts w:ascii="Consolas" w:hAnsi="Consolas"/>
-          <w:sz w:val="18"/>
-          <w:szCs w:val="28"/>
-        </w:rPr>
-        <w:t>Столбец</w:t>
-      </w:r>
-      <w:r>
-        <w:rPr>
-          <w:rFonts w:ascii="Consolas" w:hAnsi="Consolas"/>
-          <w:sz w:val="18"/>
-          <w:szCs w:val="28"/>
-          <w:lang w:val="en-US"/>
-        </w:rPr>
-        <w:t xml:space="preserve"> %d: %d\n", j + 1, sum);</w:t>
-      </w:r>
-    </w:p>
-    <w:p>
-      <w:pPr>
-        <w:spacing w:after="120" w:line="240" w:lineRule="auto"/>
-        <w:ind w:left="-5" w:right="505" w:firstLine="709"/>
-        <w:jc w:val="both"/>
-        <w:rPr>
-          <w:rFonts w:ascii="Consolas" w:hAnsi="Consolas"/>
-          <w:sz w:val="18"/>
-          <w:szCs w:val="28"/>
-        </w:rPr>
-      </w:pPr>
-      <w:r>
-        <w:rPr>
-          <w:rFonts w:ascii="Consolas" w:hAnsi="Consolas"/>
-          <w:sz w:val="18"/>
-          <w:szCs w:val="28"/>
-          <w:lang w:val="en-US"/>
-        </w:rPr>
-        <w:t xml:space="preserve">    </w:t>
-      </w:r>
-      <w:r>
-        <w:rPr>
-          <w:rFonts w:ascii="Consolas" w:hAnsi="Consolas"/>
-          <w:sz w:val="18"/>
-          <w:szCs w:val="28"/>
-        </w:rPr>
-        <w:t>}</w:t>
-      </w:r>
-    </w:p>
-    <w:p>
-      <w:pPr>
-        <w:spacing w:after="120" w:line="240" w:lineRule="auto"/>
-        <w:ind w:left="-5" w:right="505" w:firstLine="709"/>
-        <w:jc w:val="both"/>
-        <w:rPr>
-          <w:rFonts w:ascii="Consolas" w:hAnsi="Consolas"/>
-          <w:sz w:val="18"/>
-          <w:szCs w:val="28"/>
-        </w:rPr>
-      </w:pPr>
-    </w:p>
-    <w:p>
-      <w:pPr>
-        <w:spacing w:after="120" w:line="240" w:lineRule="auto"/>
-        <w:ind w:left="-5" w:right="505" w:firstLine="709"/>
-        <w:jc w:val="both"/>
-        <w:rPr>
-          <w:rFonts w:ascii="Consolas" w:hAnsi="Consolas"/>
-          <w:sz w:val="18"/>
-          <w:szCs w:val="28"/>
-        </w:rPr>
-      </w:pPr>
-      <w:r>
-        <w:rPr>
-          <w:rFonts w:ascii="Consolas" w:hAnsi="Consolas"/>
-          <w:sz w:val="18"/>
-          <w:szCs w:val="28"/>
-        </w:rPr>
         <w:t xml:space="preserve">    return 0;</w:t>
       </w:r>
     </w:p>
@@ -3253,7 +3421,7 @@
           <w:szCs w:val="28"/>
         </w:rPr>
         <w:drawing>
-          <wp:inline distT="0" distB="0" distL="0" distR="0">
+          <wp:inline distT="0" distB="0" distL="0" distR="0" wp14:anchorId="28AC4234" wp14:editId="73749C1B">
             <wp:extent cx="4684294" cy="2504132"/>
             <wp:effectExtent l="0" t="0" r="0" b="0"/>
             <wp:docPr id="46" name="Рисунок 46"/>
@@ -3268,7 +3436,7 @@
                     <pic:cNvPicPr/>
                   </pic:nvPicPr>
                   <pic:blipFill>
-                    <a:blip r:embed="rId9" cstate="print">
+                    <a:blip r:embed="rId11" cstate="print">
                       <a:extLst>
                         <a:ext uri="{28A0092B-C50C-407E-A947-70E740481C1C}">
                           <a14:useLocalDpi xmlns:a14="http://schemas.microsoft.com/office/drawing/2010/main" val="0"/>
@@ -3312,7 +3480,24 @@
           <w:sz w:val="24"/>
           <w:szCs w:val="28"/>
         </w:rPr>
-        <w:t>Рисунок 2 — Результат выполнения задания 4</w:t>
+        <w:t xml:space="preserve">Рисунок </w:t>
+      </w:r>
+      <w:r>
+        <w:rPr>
+          <w:i/>
+          <w:sz w:val="24"/>
+          <w:szCs w:val="28"/>
+          <w:lang w:val="en-US"/>
+        </w:rPr>
+        <w:t>4</w:t>
+      </w:r>
+      <w:r>
+        <w:rPr>
+          <w:i/>
+          <w:sz w:val="24"/>
+          <w:szCs w:val="28"/>
+        </w:rPr>
+        <w:t xml:space="preserve"> — Результат выполнения задания 4</w:t>
       </w:r>
     </w:p>
     <w:p>
@@ -3351,7 +3536,7 @@
         </w:rPr>
         <w:lastRenderedPageBreak/>
         <w:drawing>
-          <wp:inline distT="0" distB="0" distL="0" distR="0">
+          <wp:inline distT="0" distB="0" distL="0" distR="0" wp14:anchorId="5B95A221" wp14:editId="1679C29A">
             <wp:extent cx="4423848" cy="4700337"/>
             <wp:effectExtent l="0" t="0" r="0" b="0"/>
             <wp:docPr id="48" name="Рисунок 48"/>
@@ -3366,7 +3551,7 @@
                     <pic:cNvPicPr/>
                   </pic:nvPicPr>
                   <pic:blipFill>
-                    <a:blip r:embed="rId10">
+                    <a:blip r:embed="rId12">
                       <a:extLst>
                         <a:ext uri="{28A0092B-C50C-407E-A947-70E740481C1C}">
                           <a14:useLocalDpi xmlns:a14="http://schemas.microsoft.com/office/drawing/2010/main" val="0"/>
@@ -3410,7 +3595,23 @@
           <w:sz w:val="24"/>
           <w:szCs w:val="28"/>
         </w:rPr>
-        <w:t>Рисунок 3 — Проверка состояния проекта и публикация ветки</w:t>
+        <w:t xml:space="preserve">Рисунок </w:t>
+      </w:r>
+      <w:r>
+        <w:rPr>
+          <w:i/>
+          <w:sz w:val="24"/>
+          <w:szCs w:val="28"/>
+        </w:rPr>
+        <w:t>5</w:t>
+      </w:r>
+      <w:r>
+        <w:rPr>
+          <w:i/>
+          <w:sz w:val="24"/>
+          <w:szCs w:val="28"/>
+        </w:rPr>
+        <w:t xml:space="preserve"> — Проверка состояния проекта и публикация ветки</w:t>
       </w:r>
     </w:p>
     <w:p>
@@ -5613,7 +5814,7 @@
         </w:rPr>
         <w:lastRenderedPageBreak/>
         <w:drawing>
-          <wp:inline distT="0" distB="0" distL="0" distR="0">
+          <wp:inline distT="0" distB="0" distL="0" distR="0" wp14:anchorId="582B5606" wp14:editId="11901A58">
             <wp:extent cx="4426294" cy="2366210"/>
             <wp:effectExtent l="0" t="0" r="0" b="0"/>
             <wp:docPr id="49" name="Рисунок 49"/>
@@ -5628,7 +5829,7 @@
                     <pic:cNvPicPr/>
                   </pic:nvPicPr>
                   <pic:blipFill>
-                    <a:blip r:embed="rId11" cstate="print">
+                    <a:blip r:embed="rId13" cstate="print">
                       <a:extLst>
                         <a:ext uri="{28A0092B-C50C-407E-A947-70E740481C1C}">
                           <a14:useLocalDpi xmlns:a14="http://schemas.microsoft.com/office/drawing/2010/main" val="0"/>
@@ -5672,7 +5873,24 @@
           <w:sz w:val="24"/>
           <w:szCs w:val="28"/>
         </w:rPr>
-        <w:t>Рисунок 4 — Результат выполнения задания 5</w:t>
+        <w:t xml:space="preserve">Рисунок </w:t>
+      </w:r>
+      <w:r>
+        <w:rPr>
+          <w:i/>
+          <w:sz w:val="24"/>
+          <w:szCs w:val="28"/>
+          <w:lang w:val="en-US"/>
+        </w:rPr>
+        <w:t>6</w:t>
+      </w:r>
+      <w:r>
+        <w:rPr>
+          <w:i/>
+          <w:sz w:val="24"/>
+          <w:szCs w:val="28"/>
+        </w:rPr>
+        <w:t xml:space="preserve"> — Результат выполнения задания 5</w:t>
       </w:r>
     </w:p>
     <w:p>
@@ -5710,7 +5928,7 @@
           <w:szCs w:val="28"/>
         </w:rPr>
         <w:drawing>
-          <wp:inline distT="0" distB="0" distL="0" distR="0">
+          <wp:inline distT="0" distB="0" distL="0" distR="0" wp14:anchorId="604F669A" wp14:editId="61200A78">
             <wp:extent cx="4628147" cy="3598131"/>
             <wp:effectExtent l="0" t="0" r="0" b="0"/>
             <wp:docPr id="50" name="Рисунок 50"/>
@@ -5725,7 +5943,7 @@
                     <pic:cNvPicPr/>
                   </pic:nvPicPr>
                   <pic:blipFill>
-                    <a:blip r:embed="rId12">
+                    <a:blip r:embed="rId14">
                       <a:extLst>
                         <a:ext uri="{28A0092B-C50C-407E-A947-70E740481C1C}">
                           <a14:useLocalDpi xmlns:a14="http://schemas.microsoft.com/office/drawing/2010/main" val="0"/>
@@ -5769,7 +5987,24 @@
           <w:sz w:val="24"/>
           <w:szCs w:val="28"/>
         </w:rPr>
-        <w:t>Рисунок 5 — Создание итогового коммита и отправка на GitHub</w:t>
+        <w:t xml:space="preserve">Рисунок </w:t>
+      </w:r>
+      <w:r>
+        <w:rPr>
+          <w:i/>
+          <w:sz w:val="24"/>
+          <w:szCs w:val="28"/>
+          <w:lang w:val="en-US"/>
+        </w:rPr>
+        <w:t>7</w:t>
+      </w:r>
+      <w:r>
+        <w:rPr>
+          <w:i/>
+          <w:sz w:val="24"/>
+          <w:szCs w:val="28"/>
+        </w:rPr>
+        <w:t xml:space="preserve"> — Создание итогового коммита и отправка на GitHub</w:t>
       </w:r>
     </w:p>
     <w:p>
@@ -5789,8 +6024,6 @@
         </w:rPr>
         <w:t xml:space="preserve">Вывод: </w:t>
       </w:r>
-      <w:bookmarkStart w:id="0" w:name="_GoBack"/>
-      <w:bookmarkEnd w:id="0"/>
       <w:r>
         <w:rPr>
           <w:sz w:val="28"/>
@@ -5821,7 +6054,7 @@
 </file>
 
 <file path=word/endnotes.xml><?xml version="1.0" encoding="utf-8"?>
-<w:endnotes xmlns:wpc="http://schemas.microsoft.com/office/word/2010/wordprocessingCanvas" xmlns:cx="http://schemas.microsoft.com/office/drawing/2014/chartex" xmlns:mc="http://schemas.openxmlformats.org/markup-compatibility/2006" xmlns:o="urn:schemas-microsoft-com:office:office" xmlns:r="http://schemas.openxmlformats.org/officeDocument/2006/relationships" xmlns:m="http://schemas.openxmlformats.org/officeDocument/2006/math" xmlns:v="urn:schemas-microsoft-com:vml" xmlns:wp14="http://schemas.microsoft.com/office/word/2010/wordprocessingDrawing" xmlns:wp="http://schemas.openxmlformats.org/drawingml/2006/wordprocessingDrawing" xmlns:w10="urn:schemas-microsoft-com:office:word" xmlns:w="http://schemas.openxmlformats.org/wordprocessingml/2006/main" xmlns:w14="http://schemas.microsoft.com/office/word/2010/wordml" xmlns:w15="http://schemas.microsoft.com/office/word/2012/wordml" xmlns:w16se="http://schemas.microsoft.com/office/word/2015/wordml/symex" xmlns:wpg="http://schemas.microsoft.com/office/word/2010/wordprocessingGroup" xmlns:wpi="http://schemas.microsoft.com/office/word/2010/wordprocessingInk" xmlns:wne="http://schemas.microsoft.com/office/word/2006/wordml" xmlns:wps="http://schemas.microsoft.com/office/word/2010/wordprocessingShape" mc:Ignorable="w14 w15 w16se wp14">
+<w:endnotes xmlns:wpc="http://schemas.microsoft.com/office/word/2010/wordprocessingCanvas" xmlns:cx="http://schemas.microsoft.com/office/drawing/2014/chartex" xmlns:cx1="http://schemas.microsoft.com/office/drawing/2015/9/8/chartex" xmlns:cx2="http://schemas.microsoft.com/office/drawing/2015/10/21/chartex" xmlns:cx3="http://schemas.microsoft.com/office/drawing/2016/5/9/chartex" xmlns:cx4="http://schemas.microsoft.com/office/drawing/2016/5/10/chartex" xmlns:cx5="http://schemas.microsoft.com/office/drawing/2016/5/11/chartex" xmlns:cx6="http://schemas.microsoft.com/office/drawing/2016/5/12/chartex" xmlns:cx7="http://schemas.microsoft.com/office/drawing/2016/5/13/chartex" xmlns:cx8="http://schemas.microsoft.com/office/drawing/2016/5/14/chartex" xmlns:mc="http://schemas.openxmlformats.org/markup-compatibility/2006" xmlns:aink="http://schemas.microsoft.com/office/drawing/2016/ink" xmlns:am3d="http://schemas.microsoft.com/office/drawing/2017/model3d" xmlns:o="urn:schemas-microsoft-com:office:office" xmlns:oel="http://schemas.microsoft.com/office/2019/extlst" xmlns:r="http://schemas.openxmlformats.org/officeDocument/2006/relationships" xmlns:m="http://schemas.openxmlformats.org/officeDocument/2006/math" xmlns:v="urn:schemas-microsoft-com:vml" xmlns:wp14="http://schemas.microsoft.com/office/word/2010/wordprocessingDrawing" xmlns:wp="http://schemas.openxmlformats.org/drawingml/2006/wordprocessingDrawing" xmlns:w10="urn:schemas-microsoft-com:office:word" xmlns:w="http://schemas.openxmlformats.org/wordprocessingml/2006/main" xmlns:w14="http://schemas.microsoft.com/office/word/2010/wordml" xmlns:w15="http://schemas.microsoft.com/office/word/2012/wordml" xmlns:w16cex="http://schemas.microsoft.com/office/word/2018/wordml/cex" xmlns:w16cid="http://schemas.microsoft.com/office/word/2016/wordml/cid" xmlns:w16="http://schemas.microsoft.com/office/word/2018/wordml" xmlns:w16sdtdh="http://schemas.microsoft.com/office/word/2020/wordml/sdtdatahash" xmlns:w16se="http://schemas.microsoft.com/office/word/2015/wordml/symex" xmlns:wpg="http://schemas.microsoft.com/office/word/2010/wordprocessingGroup" xmlns:wpi="http://schemas.microsoft.com/office/word/2010/wordprocessingInk" xmlns:wne="http://schemas.microsoft.com/office/word/2006/wordml" xmlns:wps="http://schemas.microsoft.com/office/word/2010/wordprocessingShape" mc:Ignorable="w14 w15 w16se w16cid w16 w16cex w16sdtdh wp14">
   <w:endnote w:type="separator" w:id="-1">
     <w:p>
       <w:pPr>
@@ -5846,7 +6079,7 @@
 </file>
 
 <file path=word/footnotes.xml><?xml version="1.0" encoding="utf-8"?>
-<w:footnotes xmlns:wpc="http://schemas.microsoft.com/office/word/2010/wordprocessingCanvas" xmlns:cx="http://schemas.microsoft.com/office/drawing/2014/chartex" xmlns:mc="http://schemas.openxmlformats.org/markup-compatibility/2006" xmlns:o="urn:schemas-microsoft-com:office:office" xmlns:r="http://schemas.openxmlformats.org/officeDocument/2006/relationships" xmlns:m="http://schemas.openxmlformats.org/officeDocument/2006/math" xmlns:v="urn:schemas-microsoft-com:vml" xmlns:wp14="http://schemas.microsoft.com/office/word/2010/wordprocessingDrawing" xmlns:wp="http://schemas.openxmlformats.org/drawingml/2006/wordprocessingDrawing" xmlns:w10="urn:schemas-microsoft-com:office:word" xmlns:w="http://schemas.openxmlformats.org/wordprocessingml/2006/main" xmlns:w14="http://schemas.microsoft.com/office/word/2010/wordml" xmlns:w15="http://schemas.microsoft.com/office/word/2012/wordml" xmlns:w16se="http://schemas.microsoft.com/office/word/2015/wordml/symex" xmlns:wpg="http://schemas.microsoft.com/office/word/2010/wordprocessingGroup" xmlns:wpi="http://schemas.microsoft.com/office/word/2010/wordprocessingInk" xmlns:wne="http://schemas.microsoft.com/office/word/2006/wordml" xmlns:wps="http://schemas.microsoft.com/office/word/2010/wordprocessingShape" mc:Ignorable="w14 w15 w16se wp14">
+<w:footnotes xmlns:wpc="http://schemas.microsoft.com/office/word/2010/wordprocessingCanvas" xmlns:cx="http://schemas.microsoft.com/office/drawing/2014/chartex" xmlns:cx1="http://schemas.microsoft.com/office/drawing/2015/9/8/chartex" xmlns:cx2="http://schemas.microsoft.com/office/drawing/2015/10/21/chartex" xmlns:cx3="http://schemas.microsoft.com/office/drawing/2016/5/9/chartex" xmlns:cx4="http://schemas.microsoft.com/office/drawing/2016/5/10/chartex" xmlns:cx5="http://schemas.microsoft.com/office/drawing/2016/5/11/chartex" xmlns:cx6="http://schemas.microsoft.com/office/drawing/2016/5/12/chartex" xmlns:cx7="http://schemas.microsoft.com/office/drawing/2016/5/13/chartex" xmlns:cx8="http://schemas.microsoft.com/office/drawing/2016/5/14/chartex" xmlns:mc="http://schemas.openxmlformats.org/markup-compatibility/2006" xmlns:aink="http://schemas.microsoft.com/office/drawing/2016/ink" xmlns:am3d="http://schemas.microsoft.com/office/drawing/2017/model3d" xmlns:o="urn:schemas-microsoft-com:office:office" xmlns:oel="http://schemas.microsoft.com/office/2019/extlst" xmlns:r="http://schemas.openxmlformats.org/officeDocument/2006/relationships" xmlns:m="http://schemas.openxmlformats.org/officeDocument/2006/math" xmlns:v="urn:schemas-microsoft-com:vml" xmlns:wp14="http://schemas.microsoft.com/office/word/2010/wordprocessingDrawing" xmlns:wp="http://schemas.openxmlformats.org/drawingml/2006/wordprocessingDrawing" xmlns:w10="urn:schemas-microsoft-com:office:word" xmlns:w="http://schemas.openxmlformats.org/wordprocessingml/2006/main" xmlns:w14="http://schemas.microsoft.com/office/word/2010/wordml" xmlns:w15="http://schemas.microsoft.com/office/word/2012/wordml" xmlns:w16cex="http://schemas.microsoft.com/office/word/2018/wordml/cex" xmlns:w16cid="http://schemas.microsoft.com/office/word/2016/wordml/cid" xmlns:w16="http://schemas.microsoft.com/office/word/2018/wordml" xmlns:w16sdtdh="http://schemas.microsoft.com/office/word/2020/wordml/sdtdatahash" xmlns:w16se="http://schemas.microsoft.com/office/word/2015/wordml/symex" xmlns:wpg="http://schemas.microsoft.com/office/word/2010/wordprocessingGroup" xmlns:wpi="http://schemas.microsoft.com/office/word/2010/wordprocessingInk" xmlns:wne="http://schemas.microsoft.com/office/word/2006/wordml" xmlns:wps="http://schemas.microsoft.com/office/word/2010/wordprocessingShape" mc:Ignorable="w14 w15 w16se w16cid w16 w16cex w16sdtdh wp14">
   <w:footnote w:type="separator" w:id="-1">
     <w:p>
       <w:pPr>
@@ -5871,7 +6104,7 @@
 </file>
 
 <file path=word/numbering.xml><?xml version="1.0" encoding="utf-8"?>
-<w:numbering xmlns:wpc="http://schemas.microsoft.com/office/word/2010/wordprocessingCanvas" xmlns:cx="http://schemas.microsoft.com/office/drawing/2014/chartex" xmlns:mc="http://schemas.openxmlformats.org/markup-compatibility/2006" xmlns:o="urn:schemas-microsoft-com:office:office" xmlns:r="http://schemas.openxmlformats.org/officeDocument/2006/relationships" xmlns:m="http://schemas.openxmlformats.org/officeDocument/2006/math" xmlns:v="urn:schemas-microsoft-com:vml" xmlns:wp14="http://schemas.microsoft.com/office/word/2010/wordprocessingDrawing" xmlns:wp="http://schemas.openxmlformats.org/drawingml/2006/wordprocessingDrawing" xmlns:w10="urn:schemas-microsoft-com:office:word" xmlns:w="http://schemas.openxmlformats.org/wordprocessingml/2006/main" xmlns:w14="http://schemas.microsoft.com/office/word/2010/wordml" xmlns:w15="http://schemas.microsoft.com/office/word/2012/wordml" xmlns:w16se="http://schemas.microsoft.com/office/word/2015/wordml/symex" xmlns:wpg="http://schemas.microsoft.com/office/word/2010/wordprocessingGroup" xmlns:wpi="http://schemas.microsoft.com/office/word/2010/wordprocessingInk" xmlns:wne="http://schemas.microsoft.com/office/word/2006/wordml" xmlns:wps="http://schemas.microsoft.com/office/word/2010/wordprocessingShape" mc:Ignorable="w14 w15 w16se wp14">
+<w:numbering xmlns:wpc="http://schemas.microsoft.com/office/word/2010/wordprocessingCanvas" xmlns:cx="http://schemas.microsoft.com/office/drawing/2014/chartex" xmlns:cx1="http://schemas.microsoft.com/office/drawing/2015/9/8/chartex" xmlns:cx2="http://schemas.microsoft.com/office/drawing/2015/10/21/chartex" xmlns:cx3="http://schemas.microsoft.com/office/drawing/2016/5/9/chartex" xmlns:cx4="http://schemas.microsoft.com/office/drawing/2016/5/10/chartex" xmlns:cx5="http://schemas.microsoft.com/office/drawing/2016/5/11/chartex" xmlns:cx6="http://schemas.microsoft.com/office/drawing/2016/5/12/chartex" xmlns:cx7="http://schemas.microsoft.com/office/drawing/2016/5/13/chartex" xmlns:cx8="http://schemas.microsoft.com/office/drawing/2016/5/14/chartex" xmlns:mc="http://schemas.openxmlformats.org/markup-compatibility/2006" xmlns:aink="http://schemas.microsoft.com/office/drawing/2016/ink" xmlns:am3d="http://schemas.microsoft.com/office/drawing/2017/model3d" xmlns:o="urn:schemas-microsoft-com:office:office" xmlns:oel="http://schemas.microsoft.com/office/2019/extlst" xmlns:r="http://schemas.openxmlformats.org/officeDocument/2006/relationships" xmlns:m="http://schemas.openxmlformats.org/officeDocument/2006/math" xmlns:v="urn:schemas-microsoft-com:vml" xmlns:wp14="http://schemas.microsoft.com/office/word/2010/wordprocessingDrawing" xmlns:wp="http://schemas.openxmlformats.org/drawingml/2006/wordprocessingDrawing" xmlns:w10="urn:schemas-microsoft-com:office:word" xmlns:w="http://schemas.openxmlformats.org/wordprocessingml/2006/main" xmlns:w14="http://schemas.microsoft.com/office/word/2010/wordml" xmlns:w15="http://schemas.microsoft.com/office/word/2012/wordml" xmlns:w16cex="http://schemas.microsoft.com/office/word/2018/wordml/cex" xmlns:w16cid="http://schemas.microsoft.com/office/word/2016/wordml/cid" xmlns:w16="http://schemas.microsoft.com/office/word/2018/wordml" xmlns:w16sdtdh="http://schemas.microsoft.com/office/word/2020/wordml/sdtdatahash" xmlns:w16se="http://schemas.microsoft.com/office/word/2015/wordml/symex" xmlns:wpg="http://schemas.microsoft.com/office/word/2010/wordprocessingGroup" xmlns:wpi="http://schemas.microsoft.com/office/word/2010/wordprocessingInk" xmlns:wne="http://schemas.microsoft.com/office/word/2006/wordml" xmlns:wps="http://schemas.microsoft.com/office/word/2010/wordprocessingShape" mc:Ignorable="w14 w15 w16se w16cid w16 w16cex w16sdtdh wp14">
   <w:abstractNum w:abstractNumId="0" w15:restartNumberingAfterBreak="0">
     <w:nsid w:val="A7E8C8A0"/>
     <w:multiLevelType w:val="hybridMultilevel"/>
@@ -6237,23 +6470,23 @@
       <w:lvlJc w:val="left"/>
     </w:lvl>
   </w:abstractNum>
-  <w:num w:numId="1">
+  <w:num w:numId="1" w16cid:durableId="705912873">
     <w:abstractNumId w:val="2"/>
   </w:num>
-  <w:num w:numId="2">
+  <w:num w:numId="2" w16cid:durableId="2127112421">
     <w:abstractNumId w:val="3"/>
   </w:num>
-  <w:num w:numId="3">
+  <w:num w:numId="3" w16cid:durableId="327558826">
     <w:abstractNumId w:val="0"/>
   </w:num>
-  <w:num w:numId="4">
+  <w:num w:numId="4" w16cid:durableId="1435783429">
     <w:abstractNumId w:val="1"/>
   </w:num>
 </w:numbering>
 </file>
 
 <file path=word/styles.xml><?xml version="1.0" encoding="utf-8"?>
-<w:styles xmlns:mc="http://schemas.openxmlformats.org/markup-compatibility/2006" xmlns:r="http://schemas.openxmlformats.org/officeDocument/2006/relationships" xmlns:w="http://schemas.openxmlformats.org/wordprocessingml/2006/main" xmlns:w14="http://schemas.microsoft.com/office/word/2010/wordml" xmlns:w15="http://schemas.microsoft.com/office/word/2012/wordml" xmlns:w16se="http://schemas.microsoft.com/office/word/2015/wordml/symex" mc:Ignorable="w14 w15 w16se">
+<w:styles xmlns:mc="http://schemas.openxmlformats.org/markup-compatibility/2006" xmlns:r="http://schemas.openxmlformats.org/officeDocument/2006/relationships" xmlns:w="http://schemas.openxmlformats.org/wordprocessingml/2006/main" xmlns:w14="http://schemas.microsoft.com/office/word/2010/wordml" xmlns:w15="http://schemas.microsoft.com/office/word/2012/wordml" xmlns:w16cex="http://schemas.microsoft.com/office/word/2018/wordml/cex" xmlns:w16cid="http://schemas.microsoft.com/office/word/2016/wordml/cid" xmlns:w16="http://schemas.microsoft.com/office/word/2018/wordml" xmlns:w16sdtdh="http://schemas.microsoft.com/office/word/2020/wordml/sdtdatahash" xmlns:w16se="http://schemas.microsoft.com/office/word/2015/wordml/symex" mc:Ignorable="w14 w15 w16se w16cid w16 w16cex w16sdtdh">
   <w:docDefaults>
     <w:rPrDefault>
       <w:rPr>
@@ -6269,7 +6502,7 @@
       </w:pPr>
     </w:pPrDefault>
   </w:docDefaults>
-  <w:latentStyles w:defLockedState="0" w:defUIPriority="99" w:defSemiHidden="0" w:defUnhideWhenUsed="0" w:defQFormat="0" w:count="371">
+  <w:latentStyles w:defLockedState="0" w:defUIPriority="99" w:defSemiHidden="0" w:defUnhideWhenUsed="0" w:defQFormat="0" w:count="376">
     <w:lsdException w:name="Normal" w:uiPriority="0" w:qFormat="1"/>
     <w:lsdException w:name="heading 1" w:uiPriority="9" w:qFormat="1"/>
     <w:lsdException w:name="heading 2" w:semiHidden="1" w:uiPriority="9" w:unhideWhenUsed="1" w:qFormat="1"/>
@@ -6641,6 +6874,11 @@
     <w:lsdException w:name="List Table 5 Dark Accent 6" w:uiPriority="50"/>
     <w:lsdException w:name="List Table 6 Colorful Accent 6" w:uiPriority="51"/>
     <w:lsdException w:name="List Table 7 Colorful Accent 6" w:uiPriority="52"/>
+    <w:lsdException w:name="Mention" w:semiHidden="1" w:unhideWhenUsed="1"/>
+    <w:lsdException w:name="Smart Hyperlink" w:semiHidden="1" w:unhideWhenUsed="1"/>
+    <w:lsdException w:name="Hashtag" w:semiHidden="1" w:unhideWhenUsed="1"/>
+    <w:lsdException w:name="Unresolved Mention" w:semiHidden="1" w:unhideWhenUsed="1"/>
+    <w:lsdException w:name="Smart Link" w:semiHidden="1" w:unhideWhenUsed="1"/>
   </w:latentStyles>
   <w:style w:type="paragraph" w:default="1" w:styleId="a">
     <w:name w:val="Normal"/>
@@ -6682,6 +6920,7 @@
   <w:style w:type="character" w:default="1" w:styleId="a0">
     <w:name w:val="Default Paragraph Font"/>
     <w:uiPriority w:val="1"/>
+    <w:semiHidden/>
     <w:unhideWhenUsed/>
   </w:style>
   <w:style w:type="table" w:default="1" w:styleId="a1">
@@ -6854,6 +7093,25 @@
       <w:rFonts w:ascii="Times New Roman" w:eastAsia="Times New Roman" w:hAnsi="Times New Roman" w:cs="Times New Roman"/>
       <w:color w:val="2C2D2E"/>
       <w:sz w:val="32"/>
+    </w:rPr>
+  </w:style>
+  <w:style w:type="paragraph" w:styleId="ab">
+    <w:name w:val="caption"/>
+    <w:basedOn w:val="a"/>
+    <w:next w:val="a"/>
+    <w:uiPriority w:val="35"/>
+    <w:unhideWhenUsed/>
+    <w:qFormat/>
+    <w:rsid w:val="002902F9"/>
+    <w:pPr>
+      <w:spacing w:after="200" w:line="240" w:lineRule="auto"/>
+    </w:pPr>
+    <w:rPr>
+      <w:i/>
+      <w:iCs/>
+      <w:color w:val="44546A" w:themeColor="text2"/>
+      <w:sz w:val="18"/>
+      <w:szCs w:val="18"/>
     </w:rPr>
   </w:style>
 </w:styles>
